--- a/lab-1/Отчет_практическая_работа_1.docx
+++ b/lab-1/Отчет_практическая_работа_1.docx
@@ -121,11 +121,10 @@
         </w:rPr>
       </w:pPr>
       <w:r>
-        <w:t>Кафедра информационных технологий,</w:t>
-      </w:r>
-      <w:r>
-        <w:br/>
-        <w:t>радиотехники и связи</w:t>
+        <w:t xml:space="preserve">Кафедра </w:t>
+      </w:r>
+      <w:r>
+        <w:t>информационно-вычислительных систем</w:t>
       </w:r>
     </w:p>
     <w:p>
@@ -425,7 +424,14 @@
           <w:rFonts w:eastAsia="Times New Roman"/>
           <w:color w:val="000000"/>
         </w:rPr>
-        <w:t>ИНФ</w:t>
+        <w:t>И</w:t>
+      </w:r>
+      <w:r>
+        <w:rPr>
+          <w:rFonts w:eastAsia="Times New Roman"/>
+          <w:color w:val="000000"/>
+        </w:rPr>
+        <w:t>ВС</w:t>
       </w:r>
       <w:r>
         <w:rPr>
@@ -4025,6 +4031,7 @@
   <w:style w:type="character" w:default="1" w:styleId="a0">
     <w:name w:val="Default Paragraph Font"/>
     <w:uiPriority w:val="1"/>
+    <w:semiHidden/>
     <w:unhideWhenUsed/>
   </w:style>
   <w:style w:type="table" w:default="1" w:styleId="a1">
@@ -4558,7 +4565,7 @@
   <a:extraClrSchemeLst/>
   <a:extLst>
     <a:ext uri="{05A4C25C-085E-4340-85A3-A5531E510DB2}">
-      <thm15:themeFamily xmlns:thm15="http://schemas.microsoft.com/office/thememl/2012/main" xmlns="" name="Office Theme" id="{62F939B6-93AF-4DB8-9C6B-D6C7DFDC589F}" vid="{4A3C46E8-61CC-4603-A589-7422A47A8E4A}"/>
+      <thm15:themeFamily xmlns="" xmlns:thm15="http://schemas.microsoft.com/office/thememl/2012/main" name="Office Theme" id="{62F939B6-93AF-4DB8-9C6B-D6C7DFDC589F}" vid="{4A3C46E8-61CC-4603-A589-7422A47A8E4A}"/>
     </a:ext>
   </a:extLst>
 </a:theme>
@@ -4569,7 +4576,7 @@
 </file>
 
 <file path=customXml/itemProps1.xml><?xml version="1.0" encoding="utf-8"?>
-<ds:datastoreItem xmlns:ds="http://schemas.openxmlformats.org/officeDocument/2006/customXml" ds:itemID="{9DCECB24-26F2-45D2-A4EE-A0CE42383B2B}">
+<ds:datastoreItem xmlns:ds="http://schemas.openxmlformats.org/officeDocument/2006/customXml" ds:itemID="{8304EBF0-2FDE-44FE-A198-18E07EA7E55B}">
   <ds:schemaRefs>
     <ds:schemaRef ds:uri="http://schemas.openxmlformats.org/officeDocument/2006/bibliography"/>
   </ds:schemaRefs>
